--- a/Job Hunt 2026/2026-10-14 - HH Global - Creative Operations Manager/Joshua_Chappell_Resume_HHGlobal.docx
+++ b/Job Hunt 2026/2026-10-14 - HH Global - Creative Operations Manager/Joshua_Chappell_Resume_HHGlobal.docx
@@ -31,9 +31,9 @@
           <w:sz w:val="21"/>
           <w:szCs w:val="21"/>
         </w:rPr>
-        <w:t xml:space="preserve">Mesa, AZ  •  480-586-7959  •  </w:t>
-      </w:r>
-      <w:hyperlink w:history="1" r:id="rIdt1lppwjhhgwq-mgncyjvf">
+        <w:t xml:space="preserve">Mesa, AZ • 480-586-7959 • </w:t>
+      </w:r>
+      <w:hyperlink w:history="1" r:id="rIdwei5u9vznghtq1j91__8f">
         <w:r>
           <w:rPr>
             <w:rFonts w:ascii="Calibri" w:cs="Calibri" w:eastAsia="Calibri" w:hAnsi="Calibri"/>
@@ -49,7 +49,7 @@
       <w:pPr>
         <w:jc w:val="center"/>
       </w:pPr>
-      <w:hyperlink w:history="1" r:id="rId-7c0oihvqb6enwt3b66np">
+      <w:hyperlink w:history="1" r:id="rIdblqme2euzzwndbt4tm8uw">
         <w:r>
           <w:rPr>
             <w:rFonts w:ascii="Calibri" w:cs="Calibri" w:eastAsia="Calibri" w:hAnsi="Calibri"/>
@@ -67,9 +67,9 @@
           <w:sz w:val="21"/>
           <w:szCs w:val="21"/>
         </w:rPr>
-        <w:t xml:space="preserve">  •  </w:t>
-      </w:r>
-      <w:hyperlink w:history="1" r:id="rIdc9ibxn0sso4aeduyitdf-">
+        <w:t xml:space="preserve"> • </w:t>
+      </w:r>
+      <w:hyperlink w:history="1" r:id="rIdymg10dc8fnu7rcdtjnp8z">
         <w:r>
           <w:rPr>
             <w:rFonts w:ascii="Calibri" w:cs="Calibri" w:eastAsia="Calibri" w:hAnsi="Calibri"/>
@@ -87,9 +87,9 @@
           <w:sz w:val="21"/>
           <w:szCs w:val="21"/>
         </w:rPr>
-        <w:t xml:space="preserve">  •  </w:t>
-      </w:r>
-      <w:hyperlink w:history="1" r:id="rIdhzo9c1a_itmgqfbjymrrb">
+        <w:t xml:space="preserve"> • </w:t>
+      </w:r>
+      <w:hyperlink w:history="1" r:id="rIdkbaghontmsb58xafi7o8h">
         <w:r>
           <w:rPr>
             <w:rFonts w:ascii="Calibri" w:cs="Calibri" w:eastAsia="Calibri" w:hAnsi="Calibri"/>
@@ -170,7 +170,7 @@
           <w:sz w:val="20"/>
           <w:szCs w:val="20"/>
         </w:rPr>
-        <w:t xml:space="preserve">	Glendale, AZ  |  Sep 2019 - Present</w:t>
+        <w:t xml:space="preserve">	Glendale, AZ | Sep 2019 - Present</w:t>
       </w:r>
     </w:p>
     <w:p>
@@ -299,7 +299,7 @@
           <w:sz w:val="20"/>
           <w:szCs w:val="20"/>
         </w:rPr>
-        <w:t xml:space="preserve">	Mesa, AZ  |  2025 - Present</w:t>
+        <w:t xml:space="preserve">	Mesa, AZ | 2025 - Present</w:t>
       </w:r>
     </w:p>
     <w:p>
@@ -428,7 +428,7 @@
           <w:sz w:val="20"/>
           <w:szCs w:val="20"/>
         </w:rPr>
-        <w:t xml:space="preserve">	Phoenix, AZ  |  Oct 2021 - Oct 2023</w:t>
+        <w:t xml:space="preserve">	Phoenix, AZ | Oct 2021 - Oct 2023</w:t>
       </w:r>
     </w:p>
     <w:p>
@@ -557,7 +557,7 @@
           <w:sz w:val="20"/>
           <w:szCs w:val="20"/>
         </w:rPr>
-        <w:t xml:space="preserve">	Phoenix, AZ  |  Feb 2025 - June 2025</w:t>
+        <w:t xml:space="preserve">	Phoenix, AZ | Feb 2025 - June 2025</w:t>
       </w:r>
     </w:p>
     <w:p>
@@ -640,7 +640,7 @@
           <w:sz w:val="20"/>
           <w:szCs w:val="20"/>
         </w:rPr>
-        <w:t xml:space="preserve">	Queen Creek, AZ  |  Aug 2018 - Aug 2020</w:t>
+        <w:t xml:space="preserve">	Queen Creek, AZ | Aug 2018 - Aug 2020</w:t>
       </w:r>
     </w:p>
     <w:p>
@@ -720,7 +720,7 @@
           <w:sz w:val="21"/>
           <w:szCs w:val="21"/>
         </w:rPr>
-        <w:t xml:space="preserve">Production Management (schedules, budgets, crews of 5 to 20)  •  AI Workflow Automation (Claude agentic coding, ChatGPT, OpenClaw, ElevenLabs)  •  AI Video (Google Veo, Runway, Kling, Midjourney)  •  Project Management (Wrike, Notion, Trello, Workamajig, Google Workspace)  •  Digital Asset Libraries (Frame.io, Dropbox)  •  Adobe Creative Cloud (Premiere Pro, After Effects, Photoshop, Lightroom, Audition)  •  DaVinci Resolve &amp; Color Workflows  •  Brand Photo &amp; Video Across All Channels  •  Stakeholder &amp; Client Communication  •  Budget &amp; Expense Tracking (Excel, Google Sheets)  •  Marketing Analytics</w:t>
+        <w:t xml:space="preserve">Production Management (schedules, budgets, crews of 5 to 20) • AI Workflow Automation (Claude agentic coding, ChatGPT, OpenClaw, ElevenLabs) • AI Video (Google Veo, Runway, Kling, Midjourney) • Project Management (Wrike, Notion, Trello, Workamajig, Google Workspace) • Digital Asset Libraries (Frame.io, Dropbox) • Adobe Creative Cloud (Premiere Pro, After Effects, Photoshop, Lightroom, Audition) • DaVinci Resolve &amp; Color Workflows • Brand Photo &amp; Video Across All Channels • Stakeholder &amp; Client Communication • Budget &amp; Expense Tracking (Excel, Google Sheets) • Marketing Analytics</w:t>
       </w:r>
     </w:p>
     <w:p>
@@ -819,7 +819,7 @@
           <w:sz w:val="21"/>
           <w:szCs w:val="21"/>
         </w:rPr>
-        <w:t xml:space="preserve">Google Digital Marketing &amp; E-Commerce  •  HubSpot Inbound Marketing (2024)  •  Part 107 Drone Operator License</w:t>
+        <w:t xml:space="preserve">Google Digital Marketing &amp; E-Commerce • HubSpot Inbound Marketing (2024) • Part 107 Drone Operator License</w:t>
       </w:r>
     </w:p>
     <w:sectPr>
@@ -997,7 +997,7 @@
     <w:lvl w:ilvl="0" w:tentative="1">
       <w:start w:val="1"/>
       <w:numFmt w:val="bullet"/>
-      <w:lvlText w:val="▪"/>
+      <w:lvlText w:val="•"/>
       <w:lvlJc w:val="left"/>
       <w:pPr>
         <w:ind w:left="280" w:hanging="280"/>
